--- a/hin/docx/013.content.docx
+++ b/hin/docx/013.content.docx
@@ -36386,2232 +36386,6 @@
           <w:lang w:val="hi_IN" w:bidi="hi_IN"/>
         </w:rPr>
         <w:t>।</w:t>
-      </w:r>
-      <w:r>
-        <w:rPr>
-          <w:lang w:val="hi_IN" w:bidi="hi_IN"/>
-        </w:rPr>
-      </w:r>
-      <w:r>
-        <w:rPr>
-          <w:lang w:val="hi_IN" w:bidi="hi_IN"/>
-        </w:rPr>
-      </w:r>
-    </w:p>
-    <w:p>
-      <w:pPr/>
-      <w:r>
-        <w:rPr>
-          <w:lang w:val="hi_IN" w:bidi="hi_IN"/>
-        </w:rPr>
-      </w:r>
-    </w:p>
-    <w:p>
-      <w:pPr>
-        <w:pStyle w:val="Heading2"/>
-      </w:pPr>
-      <w:r>
-        <w:rPr>
-          <w:lang w:val="hi_IN" w:bidi="hi_IN"/>
-        </w:rPr>
-        <w:t>की पुस्तक, जकर्याह</w:t>
-      </w:r>
-      <w:r>
-        <w:rPr>
-          <w:lang w:val="hi_IN" w:bidi="hi_IN"/>
-        </w:rPr>
-      </w:r>
-    </w:p>
-    <w:p>
-      <w:pPr/>
-      <w:r>
-        <w:rPr>
-          <w:lang w:val="hi_IN" w:bidi="hi_IN"/>
-        </w:rPr>
-      </w:r>
-      <w:r>
-        <w:rPr>
-          <w:lang w:val="hi_IN" w:bidi="hi_IN"/>
-        </w:rPr>
-        <w:t>छोटे भविष्यद्वक्ताओं की सबसे लंबी और समझने में सबसे कठिन पुस्तक। इस कठिनाई का एक कारण यह है कि इसमें कई दर्शन हैं जो एक व्याख्याकार की मांग करते हैं। कभी-कभी एक व्याख्या करने वाला स्वर्गदूत उपस्थित होता है जो बताता है कि दर्शन का क्या अर्थ है (</w:t>
-      </w:r>
-      <w:r>
-        <w:rPr>
-          <w:lang w:val="hi_IN" w:bidi="hi_IN"/>
-        </w:rPr>
-        <w:t>जक 1:9–10, 19–20</w:t>
-      </w:r>
-      <w:r>
-        <w:rPr>
-          <w:lang w:val="hi_IN" w:bidi="hi_IN"/>
-        </w:rPr>
-        <w:t xml:space="preserve">; </w:t>
-      </w:r>
-      <w:r>
-        <w:rPr>
-          <w:lang w:val="hi_IN" w:bidi="hi_IN"/>
-        </w:rPr>
-        <w:t>4:1–6</w:t>
-      </w:r>
-      <w:r>
-        <w:rPr>
-          <w:lang w:val="hi_IN" w:bidi="hi_IN"/>
-        </w:rPr>
-        <w:t xml:space="preserve">; </w:t>
-      </w:r>
-      <w:r>
-        <w:rPr>
-          <w:lang w:val="hi_IN" w:bidi="hi_IN"/>
-        </w:rPr>
-        <w:t>5:5–6</w:t>
-      </w:r>
-      <w:r>
-        <w:rPr>
-          <w:lang w:val="hi_IN" w:bidi="hi_IN"/>
-        </w:rPr>
-        <w:t xml:space="preserve">), लेकिन अन्य समयों में, जब वास्तव में एक व्याख्या की आवश्यकता होती है, तब कोई स्वर्गदूत नहीं होता है जो समझा सके। कई भाग का अस्पष्ट अर्थ इस पुस्तक की तिथि, लेखन, एकता और व्याख्या के बारे में कई सिद्धांतों को जन्म देता है। एक चीज जो जकर्याह की पुस्तक को मसीहों के लिए महत्वपूर्ण बनाती है, वह है इसका नए नियम में उपयोग। जकर्याह का अंतिम भाग (अध्याय </w:t>
-      </w:r>
-      <w:r>
-        <w:rPr>
-          <w:lang w:val="hi_IN" w:bidi="hi_IN"/>
-        </w:rPr>
-        <w:t>9–14</w:t>
-      </w:r>
-      <w:r>
-        <w:rPr>
-          <w:lang w:val="hi_IN" w:bidi="hi_IN"/>
-        </w:rPr>
-        <w:t>) सुसमाचार के दुःख-भोग वृत्तांत में भविष्यद्वक्ताओं का सबसे अधिक उद्धृत भाग है, और यहेजकेल के अलावा, जकर्याह ने किसी भी अन्य पुराने नियम की पुस्तक की तुलना में प्रकाशितवाक्य की पुस्तक को अधिक प्रभावित किया है।</w:t>
-      </w:r>
-    </w:p>
-    <w:p>
-      <w:pPr/>
-      <w:r>
-        <w:rPr>
-          <w:lang w:val="hi_IN" w:bidi="hi_IN"/>
-        </w:rPr>
-      </w:r>
-      <w:r>
-        <w:rPr>
-          <w:lang w:val="hi_IN" w:bidi="hi_IN"/>
-        </w:rPr>
-        <w:t>पूर्वावलोकन</w:t>
-      </w:r>
-    </w:p>
-    <w:p>
-      <w:pPr/>
-      <w:r>
-        <w:rPr>
-          <w:lang w:val="hi_IN" w:bidi="hi_IN"/>
-        </w:rPr>
-      </w:r>
-      <w:r>
-        <w:rPr>
-          <w:lang w:val="hi_IN" w:bidi="hi_IN"/>
-        </w:rPr>
-        <w:t xml:space="preserve">• </w:t>
-      </w:r>
-      <w:r>
-        <w:rPr>
-          <w:u w:val="single"/>
-          <w:lang w:val="hi_IN" w:bidi="hi_IN"/>
-        </w:rPr>
-        <w:t>लेखक</w:t>
-      </w:r>
-    </w:p>
-    <w:p>
-      <w:pPr/>
-      <w:r>
-        <w:rPr>
-          <w:lang w:val="hi_IN" w:bidi="hi_IN"/>
-        </w:rPr>
-      </w:r>
-      <w:r>
-        <w:rPr>
-          <w:lang w:val="hi_IN" w:bidi="hi_IN"/>
-        </w:rPr>
-        <w:t xml:space="preserve">• </w:t>
-      </w:r>
-      <w:r>
-        <w:rPr>
-          <w:u w:val="single"/>
-          <w:lang w:val="hi_IN" w:bidi="hi_IN"/>
-        </w:rPr>
-        <w:t>तारीख</w:t>
-      </w:r>
-    </w:p>
-    <w:p>
-      <w:pPr/>
-      <w:r>
-        <w:rPr>
-          <w:lang w:val="hi_IN" w:bidi="hi_IN"/>
-        </w:rPr>
-      </w:r>
-      <w:r>
-        <w:rPr>
-          <w:lang w:val="hi_IN" w:bidi="hi_IN"/>
-        </w:rPr>
-        <w:t xml:space="preserve">• </w:t>
-      </w:r>
-      <w:r>
-        <w:rPr>
-          <w:u w:val="single"/>
-          <w:lang w:val="hi_IN" w:bidi="hi_IN"/>
-        </w:rPr>
-        <w:t>पृष्ठभूमि</w:t>
-      </w:r>
-    </w:p>
-    <w:p>
-      <w:pPr/>
-      <w:r>
-        <w:rPr>
-          <w:lang w:val="hi_IN" w:bidi="hi_IN"/>
-        </w:rPr>
-      </w:r>
-      <w:r>
-        <w:rPr>
-          <w:lang w:val="hi_IN" w:bidi="hi_IN"/>
-        </w:rPr>
-        <w:t xml:space="preserve">• </w:t>
-      </w:r>
-      <w:r>
-        <w:rPr>
-          <w:u w:val="single"/>
-          <w:lang w:val="hi_IN" w:bidi="hi_IN"/>
-        </w:rPr>
-        <w:t>उद्देश्य और सन्देश</w:t>
-      </w:r>
-      <w:r>
-        <w:rPr>
-          <w:lang w:val="hi_IN" w:bidi="hi_IN"/>
-        </w:rPr>
-        <w:t xml:space="preserve"> </w:t>
-      </w:r>
-    </w:p>
-    <w:p>
-      <w:pPr/>
-      <w:r>
-        <w:rPr>
-          <w:lang w:val="hi_IN" w:bidi="hi_IN"/>
-        </w:rPr>
-      </w:r>
-      <w:r>
-        <w:rPr>
-          <w:lang w:val="hi_IN" w:bidi="hi_IN"/>
-        </w:rPr>
-        <w:t xml:space="preserve">• </w:t>
-      </w:r>
-      <w:r>
-        <w:rPr>
-          <w:u w:val="single"/>
-          <w:lang w:val="hi_IN" w:bidi="hi_IN"/>
-        </w:rPr>
-        <w:t>विषयवस्तु</w:t>
-      </w:r>
-    </w:p>
-    <w:p>
-      <w:pPr>
-        <w:pStyle w:val="Heading3"/>
-      </w:pPr>
-      <w:r>
-        <w:rPr>
-          <w:lang w:val="hi_IN" w:bidi="hi_IN"/>
-        </w:rPr>
-        <w:t>लेखक</w:t>
-      </w:r>
-    </w:p>
-    <w:p>
-      <w:pPr/>
-      <w:r>
-        <w:rPr>
-          <w:lang w:val="hi_IN" w:bidi="hi_IN"/>
-        </w:rPr>
-      </w:r>
-      <w:r>
-        <w:rPr>
-          <w:lang w:val="hi_IN" w:bidi="hi_IN"/>
-        </w:rPr>
-        <w:t xml:space="preserve">जकर्याह नाम का अर्थ "परमेश्वर याद करते हैं" या "परमेश्वर प्रसिद्ध हैं"। जकर्याह पुराना नियम और नया नियम में एक सामान्य नाम है। पुराना नियम में कम से कम 30 विभिन्न लोगों का नाम जकर्याह है। भविष्यद्वक्ता के पिता की पहचान में एक समस्या है। </w:t>
-      </w:r>
-      <w:r>
-        <w:rPr>
-          <w:lang w:val="hi_IN" w:bidi="hi_IN"/>
-        </w:rPr>
-        <w:t>जक 1:1</w:t>
-      </w:r>
-      <w:r>
-        <w:rPr>
-          <w:lang w:val="hi_IN" w:bidi="hi_IN"/>
-        </w:rPr>
-        <w:t xml:space="preserve"> और </w:t>
-      </w:r>
-      <w:r>
-        <w:rPr>
-          <w:lang w:val="hi_IN" w:bidi="hi_IN"/>
-        </w:rPr>
-        <w:t>1:7</w:t>
-      </w:r>
-      <w:r>
-        <w:rPr>
-          <w:lang w:val="hi_IN" w:bidi="hi_IN"/>
-        </w:rPr>
-        <w:t xml:space="preserve"> में, भविष्यद्वक्ता को "</w:t>
-      </w:r>
-      <w:r>
-        <w:rPr>
-          <w:lang w:val="hi_IN" w:bidi="hi_IN"/>
-        </w:rPr>
-        <w:t>बेरेक्याह</w:t>
-      </w:r>
-      <w:r>
-        <w:rPr>
-          <w:lang w:val="hi_IN" w:bidi="hi_IN"/>
-        </w:rPr>
-        <w:t xml:space="preserve"> का पुत्र, </w:t>
-      </w:r>
-      <w:r>
-        <w:rPr>
-          <w:lang w:val="hi_IN" w:bidi="hi_IN"/>
-        </w:rPr>
-        <w:t>इद्दो</w:t>
-      </w:r>
-      <w:r>
-        <w:rPr>
-          <w:lang w:val="hi_IN" w:bidi="hi_IN"/>
-        </w:rPr>
-        <w:t xml:space="preserve"> का पोता" कहा गया है, लेकिन </w:t>
-      </w:r>
-      <w:r>
-        <w:rPr>
-          <w:lang w:val="hi_IN" w:bidi="hi_IN"/>
-        </w:rPr>
-        <w:t>एज्रा 5:1</w:t>
-      </w:r>
-      <w:r>
-        <w:rPr>
-          <w:lang w:val="hi_IN" w:bidi="hi_IN"/>
-        </w:rPr>
-        <w:t xml:space="preserve"> और </w:t>
-      </w:r>
-      <w:r>
-        <w:rPr>
-          <w:lang w:val="hi_IN" w:bidi="hi_IN"/>
-        </w:rPr>
-        <w:t>6:14</w:t>
-      </w:r>
-      <w:r>
-        <w:rPr>
-          <w:lang w:val="hi_IN" w:bidi="hi_IN"/>
-        </w:rPr>
-        <w:t xml:space="preserve"> में उसे केवल "इद्दो का पोता" कहा गया है। यशायाह के समय में एक और जकर्याह था जिसके पिता का नाम </w:t>
-      </w:r>
-      <w:r>
-        <w:rPr>
-          <w:lang w:val="hi_IN" w:bidi="hi_IN"/>
-        </w:rPr>
-        <w:t>जेबेरेक्याह</w:t>
-      </w:r>
-      <w:r>
-        <w:rPr>
-          <w:lang w:val="hi_IN" w:bidi="hi_IN"/>
-        </w:rPr>
-        <w:t xml:space="preserve"> था (</w:t>
-      </w:r>
-      <w:r>
-        <w:rPr>
-          <w:lang w:val="hi_IN" w:bidi="hi_IN"/>
-        </w:rPr>
-        <w:t>यशा 8:2) ।</w:t>
-      </w:r>
-      <w:r>
-        <w:rPr>
-          <w:lang w:val="hi_IN" w:bidi="hi_IN"/>
-        </w:rPr>
-        <w:t xml:space="preserve"> </w:t>
-      </w:r>
-      <w:r>
-        <w:rPr>
-          <w:lang w:val="hi_IN" w:bidi="hi_IN"/>
-        </w:rPr>
-        <w:t>यहोयादा</w:t>
-      </w:r>
-      <w:r>
-        <w:rPr>
-          <w:lang w:val="hi_IN" w:bidi="hi_IN"/>
-        </w:rPr>
-        <w:t xml:space="preserve"> याजक के पुत्र जकर्याह नामक एक और भविष्यद्वक्ता था, जो यहूदा के राजा </w:t>
-      </w:r>
-      <w:r>
-        <w:rPr>
-          <w:lang w:val="hi_IN" w:bidi="hi_IN"/>
-        </w:rPr>
-        <w:t>योआश</w:t>
-      </w:r>
-      <w:r>
-        <w:rPr>
-          <w:lang w:val="hi_IN" w:bidi="hi_IN"/>
-        </w:rPr>
-        <w:t xml:space="preserve"> (835–796 ईसा पूर्व) के शासनकाल के दौरान बहुत पहले जीवित था। इस भविष्यद्वक्ता को पत्थरों से मार डाला गया क्योंकि उसने घोषणा की थी कि प्रभु ने उनके पापों के कारण अपने लोगों को त्याग दिया है (</w:t>
-      </w:r>
-      <w:r>
-        <w:rPr>
-          <w:lang w:val="hi_IN" w:bidi="hi_IN"/>
-        </w:rPr>
-        <w:t>2 इति 24:20–22</w:t>
-      </w:r>
-      <w:r>
-        <w:rPr>
-          <w:lang w:val="hi_IN" w:bidi="hi_IN"/>
-        </w:rPr>
-        <w:t>)। यीशु ने इस घटना या किसी इसी प्रकार की अज्ञात घटना का उल्लेख किया प्रतीत होता है, परंतु उन्होंने उस भविष्यद्वक्ता को बिरिक्याह का पुत्र कहा, जो भविष्यद्वक्ताओं में अंतिम शहीद था (</w:t>
-      </w:r>
-      <w:r>
-        <w:rPr>
-          <w:lang w:val="hi_IN" w:bidi="hi_IN"/>
-        </w:rPr>
-        <w:t>मत्ती 23:35</w:t>
-      </w:r>
-      <w:r>
-        <w:rPr>
-          <w:lang w:val="hi_IN" w:bidi="hi_IN"/>
-        </w:rPr>
-        <w:t>)। हालांकि, जकर्याह के बारे में यीशु ने जो कहा उसके लूका के विवरण में (</w:t>
-      </w:r>
-      <w:r>
-        <w:rPr>
-          <w:lang w:val="hi_IN" w:bidi="hi_IN"/>
-        </w:rPr>
-        <w:t>लूका 11:51</w:t>
-      </w:r>
-      <w:r>
-        <w:rPr>
-          <w:lang w:val="hi_IN" w:bidi="hi_IN"/>
-        </w:rPr>
-        <w:t>) "बिरिक्याह का पुत्र" शब्द शामिल नहीं है। चूंकि यीशु दुसरा इतिहास का उद्धरण दे रहे थे, जो इब्रानी बाइबल की अंतिम पुस्तक थी, वह समय की अवधि को पहली हत्या (हाबिल) से लेकर अंतिम (जकर्याह, यहोयादा का पुत्र) तक इंगित कर रहे थे। जकर्याह की पुस्तक के भविष्यद्वक्ता के शहीद होने का कोई प्रमाण नहीं है; इसलिए, समस्या का सबसे अच्छा समाधान यह है कि बिरिक्याह को इस भविष्यद्वक्ता का पिता और इद्दो को दादा माना जाए।</w:t>
-      </w:r>
-    </w:p>
-    <w:p>
-      <w:pPr>
-        <w:pStyle w:val="Heading3"/>
-      </w:pPr>
-      <w:r>
-        <w:rPr>
-          <w:lang w:val="hi_IN" w:bidi="hi_IN"/>
-        </w:rPr>
-        <w:t>तारीख</w:t>
-      </w:r>
-    </w:p>
-    <w:p>
-      <w:pPr/>
-      <w:r>
-        <w:rPr>
-          <w:lang w:val="hi_IN" w:bidi="hi_IN"/>
-        </w:rPr>
-      </w:r>
-      <w:r>
-        <w:rPr>
-          <w:lang w:val="hi_IN" w:bidi="hi_IN"/>
-        </w:rPr>
-        <w:t xml:space="preserve">जकर्याह की पुस्तक का पहला भाग (अध्याय </w:t>
-      </w:r>
-      <w:r>
-        <w:rPr>
-          <w:lang w:val="hi_IN" w:bidi="hi_IN"/>
-        </w:rPr>
-        <w:t>1–8</w:t>
-      </w:r>
-      <w:r>
-        <w:rPr>
-          <w:lang w:val="hi_IN" w:bidi="hi_IN"/>
-        </w:rPr>
-        <w:t xml:space="preserve">) तारीख के लिए आसान है। पहली तारीख पहले पद में है, “दारा के दूसरे वर्ष के आठवें महीने में।” यह फारस का राजा दारा था (521–486 ईसा पूर्व)। दारा के दूसरे वर्ष का आठवां महीना अक्टूबर 520 ईसा पूर्व रहा होगा। ऐसा लगता है कि यह तारीख पहली बार थी जब “परमेश्वर का वचन” जकर्याह के पास आया। जकर्याह में दूसरी तारीख </w:t>
-      </w:r>
-      <w:r>
-        <w:rPr>
-          <w:lang w:val="hi_IN" w:bidi="hi_IN"/>
-        </w:rPr>
-        <w:t>1:7</w:t>
-      </w:r>
-      <w:r>
-        <w:rPr>
-          <w:lang w:val="hi_IN" w:bidi="hi_IN"/>
-        </w:rPr>
-        <w:t xml:space="preserve"> में है: “</w:t>
-      </w:r>
-      <w:r>
-        <w:rPr>
-          <w:lang w:val="hi_IN" w:bidi="hi_IN"/>
-        </w:rPr>
-        <w:t>ग्यारहवें महीने के चौबीसवें दिन को जकर्याह नबी के पास जो बेरेक्याह का पुत्र और इद्दो का पोता था, यहोवा का वचन इस प्रकार पहुँचा</w:t>
-      </w:r>
-      <w:r>
-        <w:rPr>
-          <w:lang w:val="hi_IN" w:bidi="hi_IN"/>
-        </w:rPr>
-        <w:t xml:space="preserve">”। यह तारीख 15 फरवरी, 519 ईसा पूर्व रही होगी। इस तारीख को जकर्याह के पास जो परमेश्वर का वचन आया, उसमें आठ रात के दर्शन, कुछ वाणियाँ, और एक स्वर्गदूत का विवरण शामिल है जो उससे बात करता था। जकर्याह में तीसरी तारीख </w:t>
-      </w:r>
-      <w:r>
-        <w:rPr>
-          <w:lang w:val="hi_IN" w:bidi="hi_IN"/>
-        </w:rPr>
-        <w:t>7:1</w:t>
-      </w:r>
-      <w:r>
-        <w:rPr>
-          <w:lang w:val="hi_IN" w:bidi="hi_IN"/>
-        </w:rPr>
-        <w:t xml:space="preserve"> में है: “</w:t>
-      </w:r>
-      <w:r>
-        <w:rPr>
-          <w:lang w:val="hi_IN" w:bidi="hi_IN"/>
-        </w:rPr>
-        <w:t>फिर दारा राजा के चौथे वर्ष में किसलेव नामक नौवें महीने के चौथे दिन को, यहोवा का वचन जकर्याह के पास पहुँचा</w:t>
-      </w:r>
-      <w:r>
-        <w:rPr>
-          <w:lang w:val="hi_IN" w:bidi="hi_IN"/>
-        </w:rPr>
-        <w:t>”। यह तारीख 7 दिसंबर, 518 ईसा पूर्व के बराबर होगी।</w:t>
-      </w:r>
-    </w:p>
-    <w:p>
-      <w:pPr/>
-      <w:r>
-        <w:rPr>
-          <w:lang w:val="hi_IN" w:bidi="hi_IN"/>
-        </w:rPr>
-      </w:r>
-      <w:r>
-        <w:rPr>
-          <w:lang w:val="hi_IN" w:bidi="hi_IN"/>
-        </w:rPr>
-        <w:t>जक 9–14</w:t>
-      </w:r>
-      <w:r>
-        <w:rPr>
-          <w:lang w:val="hi_IN" w:bidi="hi_IN"/>
-        </w:rPr>
-        <w:t xml:space="preserve"> में कोई तिथियाँ नहीं हैं। जकर्याह का नाम कभी नहीं लिया गया है, और न ही दारा या किसी राजा का। एक सापेक्ष शांति और स्थिरता की अवधि युद्ध में बदल जाती है। मन्दिर स्थिर है (</w:t>
-      </w:r>
-      <w:r>
-        <w:rPr>
-          <w:lang w:val="hi_IN" w:bidi="hi_IN"/>
-        </w:rPr>
-        <w:t>11:13</w:t>
-      </w:r>
-      <w:r>
-        <w:rPr>
-          <w:lang w:val="hi_IN" w:bidi="hi_IN"/>
-        </w:rPr>
-        <w:t xml:space="preserve">; </w:t>
-      </w:r>
-      <w:r>
-        <w:rPr>
-          <w:lang w:val="hi_IN" w:bidi="hi_IN"/>
-        </w:rPr>
-        <w:t>14:20</w:t>
-      </w:r>
-      <w:r>
-        <w:rPr>
-          <w:lang w:val="hi_IN" w:bidi="hi_IN"/>
-        </w:rPr>
-        <w:t>), और स्पष्ट रूप से यूनानी सैनिक उपस्थित हैं (</w:t>
-      </w:r>
-      <w:r>
-        <w:rPr>
-          <w:lang w:val="hi_IN" w:bidi="hi_IN"/>
-        </w:rPr>
-        <w:t>9:13</w:t>
-      </w:r>
-      <w:r>
-        <w:rPr>
-          <w:lang w:val="hi_IN" w:bidi="hi_IN"/>
-        </w:rPr>
-        <w:t xml:space="preserve">) । </w:t>
-      </w:r>
-      <w:r>
-        <w:rPr>
-          <w:lang w:val="hi_IN" w:bidi="hi_IN"/>
-        </w:rPr>
-        <w:t>जक 9–14</w:t>
-      </w:r>
-      <w:r>
-        <w:rPr>
-          <w:lang w:val="hi_IN" w:bidi="hi_IN"/>
-        </w:rPr>
-        <w:t xml:space="preserve"> को विशिष्ट तिथियाँ देने का कोई भी प्रयास अटकलें होंगी।</w:t>
-      </w:r>
-    </w:p>
-    <w:p>
-      <w:pPr>
-        <w:pStyle w:val="Heading3"/>
-      </w:pPr>
-      <w:r>
-        <w:rPr>
-          <w:lang w:val="hi_IN" w:bidi="hi_IN"/>
-        </w:rPr>
-        <w:t>पृष्ठभूमि</w:t>
-      </w:r>
-    </w:p>
-    <w:p>
-      <w:pPr/>
-      <w:r>
-        <w:rPr>
-          <w:lang w:val="hi_IN" w:bidi="hi_IN"/>
-        </w:rPr>
-      </w:r>
-      <w:r>
-        <w:rPr>
-          <w:lang w:val="hi_IN" w:bidi="hi_IN"/>
-        </w:rPr>
-        <w:t xml:space="preserve">यरूशलेम में मन्दिर को </w:t>
-      </w:r>
-      <w:r>
-        <w:rPr>
-          <w:lang w:val="hi_IN" w:bidi="hi_IN"/>
-        </w:rPr>
-        <w:t>बाबेल</w:t>
-      </w:r>
-      <w:r>
-        <w:rPr>
-          <w:lang w:val="hi_IN" w:bidi="hi_IN"/>
-        </w:rPr>
-        <w:t xml:space="preserve"> के राजा नबूकदनेस्सर ने 586 ईसा पूर्व में नष्ट कर दिया था। नबूकदनेस्सर ने यरूशलेम पर कई बार आक्रमण किया, और इसके गिरने से पहले और बाद में कई बंदियों को </w:t>
-      </w:r>
-      <w:r>
-        <w:rPr>
-          <w:lang w:val="hi_IN" w:bidi="hi_IN"/>
-        </w:rPr>
-        <w:t>बाबेल</w:t>
-      </w:r>
-      <w:r>
-        <w:rPr>
-          <w:lang w:val="hi_IN" w:bidi="hi_IN"/>
-        </w:rPr>
-        <w:t xml:space="preserve"> ले गया (पुष्टि करें </w:t>
-      </w:r>
-      <w:r>
-        <w:rPr>
-          <w:lang w:val="hi_IN" w:bidi="hi_IN"/>
-        </w:rPr>
-        <w:t>2 रा 24:1–17</w:t>
-      </w:r>
-      <w:r>
-        <w:rPr>
-          <w:lang w:val="hi_IN" w:bidi="hi_IN"/>
-        </w:rPr>
-        <w:t xml:space="preserve">; </w:t>
-      </w:r>
-      <w:r>
-        <w:rPr>
-          <w:lang w:val="hi_IN" w:bidi="hi_IN"/>
-        </w:rPr>
-        <w:t>दानि 1:1</w:t>
-      </w:r>
-      <w:r>
-        <w:rPr>
-          <w:lang w:val="hi_IN" w:bidi="hi_IN"/>
-        </w:rPr>
-        <w:t>) । दो अवसरों पर, यिर्मयाह ने भविष्यद्वानी की थी कि कैद 70 वर्षों तक चलेगा (</w:t>
-      </w:r>
-      <w:r>
-        <w:rPr>
-          <w:lang w:val="hi_IN" w:bidi="hi_IN"/>
-        </w:rPr>
-        <w:t>यिर्म 25:11</w:t>
-      </w:r>
-      <w:r>
-        <w:rPr>
-          <w:lang w:val="hi_IN" w:bidi="hi_IN"/>
-        </w:rPr>
-        <w:t xml:space="preserve">; </w:t>
-      </w:r>
-      <w:r>
-        <w:rPr>
-          <w:lang w:val="hi_IN" w:bidi="hi_IN"/>
-        </w:rPr>
-        <w:t>29:10</w:t>
-      </w:r>
-      <w:r>
-        <w:rPr>
-          <w:lang w:val="hi_IN" w:bidi="hi_IN"/>
-        </w:rPr>
-        <w:t xml:space="preserve">; पुष्टि करें </w:t>
-      </w:r>
-      <w:r>
-        <w:rPr>
-          <w:lang w:val="hi_IN" w:bidi="hi_IN"/>
-        </w:rPr>
-        <w:t>दानि 9:2</w:t>
-      </w:r>
-      <w:r>
-        <w:rPr>
-          <w:lang w:val="hi_IN" w:bidi="hi_IN"/>
-        </w:rPr>
-        <w:t>) । जकर्याह के समय में, यरूशलेम के पतन के बाद 70 वर्षों की अवधि समाप्त हो रही थी (</w:t>
-      </w:r>
-      <w:r>
-        <w:rPr>
-          <w:lang w:val="hi_IN" w:bidi="hi_IN"/>
-        </w:rPr>
-        <w:t>जक 1:12</w:t>
-      </w:r>
-      <w:r>
-        <w:rPr>
-          <w:lang w:val="hi_IN" w:bidi="hi_IN"/>
-        </w:rPr>
-        <w:t xml:space="preserve">; </w:t>
-      </w:r>
-      <w:r>
-        <w:rPr>
-          <w:lang w:val="hi_IN" w:bidi="hi_IN"/>
-        </w:rPr>
-        <w:t>7:5</w:t>
-      </w:r>
-      <w:r>
-        <w:rPr>
-          <w:lang w:val="hi_IN" w:bidi="hi_IN"/>
-        </w:rPr>
-        <w:t xml:space="preserve">) । जब दारा के दूसरे वर्ष (520 ईसा पूर्व) में जकर्याह को पहला "परमेश्वर का वचन" मिला तब यरूशलेम के गिरने के 66 साल हो चुके थे। बाबेल साम्राज्य 538 ईसा पूर्व में फारसियों के हाथों गिर गया था, और फारस के पहले राजा </w:t>
-      </w:r>
-      <w:r>
-        <w:rPr>
-          <w:lang w:val="hi_IN" w:bidi="hi_IN"/>
-        </w:rPr>
-        <w:t>कुस्रू</w:t>
-      </w:r>
-      <w:r>
-        <w:rPr>
-          <w:lang w:val="hi_IN" w:bidi="hi_IN"/>
-        </w:rPr>
-        <w:t xml:space="preserve"> ने एक आदेश पर हस्ताक्षर किया जिससे सभी बंदियों को अपने घर लौटने की अनुमति मिली (</w:t>
-      </w:r>
-      <w:r>
-        <w:rPr>
-          <w:lang w:val="hi_IN" w:bidi="hi_IN"/>
-        </w:rPr>
-        <w:t>2 इति 36:23</w:t>
-      </w:r>
-      <w:r>
-        <w:rPr>
-          <w:lang w:val="hi_IN" w:bidi="hi_IN"/>
-        </w:rPr>
-        <w:t xml:space="preserve">; </w:t>
-      </w:r>
-      <w:r>
-        <w:rPr>
-          <w:lang w:val="hi_IN" w:bidi="hi_IN"/>
-        </w:rPr>
-        <w:t>एज्रा 1:1–4</w:t>
-      </w:r>
-      <w:r>
-        <w:rPr>
-          <w:lang w:val="hi_IN" w:bidi="hi_IN"/>
-        </w:rPr>
-        <w:t>) । जाहिर है, यहूदी बंदियों का पहला दल 536 ईसा पूर्व में जरुब्बाबेल और यहोशू याजक के साथ यरूशलेम लौट आया। लौटने वालों का पहला उद्देश्य मन्दिर का पुनर्निर्माण करना था (</w:t>
-      </w:r>
-      <w:r>
-        <w:rPr>
-          <w:lang w:val="hi_IN" w:bidi="hi_IN"/>
-        </w:rPr>
-        <w:t>एज्रा 1:3</w:t>
-      </w:r>
-      <w:r>
-        <w:rPr>
-          <w:lang w:val="hi_IN" w:bidi="hi_IN"/>
-        </w:rPr>
-        <w:t>), लेकिन आंतरिक कलह और सामरियों के बाहरी विरोध ने मंदिर के तत्काल पुनर्निर्माण को रोक दिया। जब दारा प्रथम 521 ईसा पूर्व में फारस का राजा बना, तो यरूशलेम और बाबेल में यहूदी समुदायों में एक उम्मीद और उत्साह की लहर दौड़ गई। दो भविष्यद्वक्ताओं, संभवतः बाबेल के बँधुआई से, हाग्गै और जकर्याह ने इतना शक्तिशाली उपदेश देना शुरू किया कि 520 ईसा पूर्व में दूसरे मन्दिर का काम शुरू हुआ और 516 ईसा पूर्व में पूरा हुआ (</w:t>
-      </w:r>
-      <w:r>
-        <w:rPr>
-          <w:lang w:val="hi_IN" w:bidi="hi_IN"/>
-        </w:rPr>
-        <w:t>एज्रा 5:1, 14–15</w:t>
-      </w:r>
-      <w:r>
-        <w:rPr>
-          <w:lang w:val="hi_IN" w:bidi="hi_IN"/>
-        </w:rPr>
-        <w:t xml:space="preserve">; </w:t>
-      </w:r>
-      <w:r>
-        <w:rPr>
-          <w:lang w:val="hi_IN" w:bidi="hi_IN"/>
-        </w:rPr>
-        <w:t>हाग् 1–2</w:t>
-      </w:r>
-      <w:r>
-        <w:rPr>
-          <w:lang w:val="hi_IN" w:bidi="hi_IN"/>
-        </w:rPr>
-        <w:t xml:space="preserve">; </w:t>
-      </w:r>
-      <w:r>
-        <w:rPr>
-          <w:lang w:val="hi_IN" w:bidi="hi_IN"/>
-        </w:rPr>
-        <w:t>जक 1–8</w:t>
-      </w:r>
-      <w:r>
-        <w:rPr>
-          <w:lang w:val="hi_IN" w:bidi="hi_IN"/>
-        </w:rPr>
-        <w:t>) ।</w:t>
-      </w:r>
-    </w:p>
-    <w:p>
-      <w:pPr/>
-      <w:r>
-        <w:rPr>
-          <w:lang w:val="hi_IN" w:bidi="hi_IN"/>
-        </w:rPr>
-      </w:r>
-      <w:r>
-        <w:rPr>
-          <w:lang w:val="hi_IN" w:bidi="hi_IN"/>
-        </w:rPr>
-        <w:t>जकर्याह की पुस्तक दारा के दूसरे वर्ष (520 ईसा पूर्व) में खुलती है। कुछ बंदी 16 वर्षों के अन्दर यरूशलेम में वापस आ गए थे, लेकिन मन्दिर के पुनःर्निर्माण के बारे में कुछ नहीं किया जा रहा था। जकर्याह का पहला संदेश लोगों से पश्चाताप करने और अपने पितरों की गलती को न दोहराने का आह्वान करता है, जिनके पापों और पश्चाताप करने से इनकार करने के कारण बँधुआई और मन्दिर का विनाश हुआ (</w:t>
-      </w:r>
-      <w:r>
-        <w:rPr>
-          <w:lang w:val="hi_IN" w:bidi="hi_IN"/>
-        </w:rPr>
-        <w:t>जक 1:1–6</w:t>
-      </w:r>
-      <w:r>
-        <w:rPr>
-          <w:lang w:val="hi_IN" w:bidi="hi_IN"/>
-        </w:rPr>
-        <w:t>) । फिर आठ रात के दर्शन की एक श्रृंखला आती है (</w:t>
-      </w:r>
-      <w:r>
-        <w:rPr>
-          <w:lang w:val="hi_IN" w:bidi="hi_IN"/>
-        </w:rPr>
-        <w:t>1:7–6:8</w:t>
-      </w:r>
-      <w:r>
-        <w:rPr>
-          <w:lang w:val="hi_IN" w:bidi="hi_IN"/>
-        </w:rPr>
-        <w:t>), जो लोगों को आश्वासन देती है कि मन्दिर जरुब्बाबेल द्वारा पुनःर्निर्मित किया जाएगा (</w:t>
-      </w:r>
-      <w:r>
-        <w:rPr>
-          <w:lang w:val="hi_IN" w:bidi="hi_IN"/>
-        </w:rPr>
-        <w:t>1:16</w:t>
-      </w:r>
-      <w:r>
-        <w:rPr>
-          <w:lang w:val="hi_IN" w:bidi="hi_IN"/>
-        </w:rPr>
-        <w:t xml:space="preserve">; </w:t>
-      </w:r>
-      <w:r>
-        <w:rPr>
-          <w:lang w:val="hi_IN" w:bidi="hi_IN"/>
-        </w:rPr>
-        <w:t>4:9</w:t>
-      </w:r>
-      <w:r>
-        <w:rPr>
-          <w:lang w:val="hi_IN" w:bidi="hi_IN"/>
-        </w:rPr>
-        <w:t xml:space="preserve">; </w:t>
-      </w:r>
-      <w:r>
-        <w:rPr>
-          <w:lang w:val="hi_IN" w:bidi="hi_IN"/>
-        </w:rPr>
-        <w:t>6:15</w:t>
-      </w:r>
-      <w:r>
-        <w:rPr>
-          <w:lang w:val="hi_IN" w:bidi="hi_IN"/>
-        </w:rPr>
-        <w:t>) । जकर्याह में दो पद यरूशलेम में मन्दिर के पुनःर्निर्माण से पहले की कठिनाइयों और समस्याओं के बारे में बहुत कुछ कहते हैं: “सेनाओं का यहोवा यह कहता है, “तुम इन दिनों में ये वचन उन भविष्यद्वक्ताओं के मुख से सुनते हो जो सेनाओं के यहोवा के भवन की नींव डालने के समय अर्थात् मन्दिर के बनने के समय में थे। उन दिनों के पहले, न तो मनुष्य की मजदूरी मिलती थी और न पशु का भाड़ा, वरन् सतानेवालों के कारण न तो आनेवाले को चैन मिलता था और न जानेवाले को; क्योंकि मैं सब मनुष्यों से एक दूसरे पर चढ़ाई कराता था।” (</w:t>
-      </w:r>
-      <w:r>
-        <w:rPr>
-          <w:lang w:val="hi_IN" w:bidi="hi_IN"/>
-        </w:rPr>
-        <w:t>8:9–10</w:t>
-      </w:r>
-      <w:r>
-        <w:rPr>
-          <w:lang w:val="hi_IN" w:bidi="hi_IN"/>
-        </w:rPr>
-        <w:t>) ।</w:t>
-      </w:r>
-    </w:p>
-    <w:p>
-      <w:pPr/>
-      <w:r>
-        <w:rPr>
-          <w:lang w:val="hi_IN" w:bidi="hi_IN"/>
-        </w:rPr>
-      </w:r>
-      <w:r>
-        <w:rPr>
-          <w:lang w:val="hi_IN" w:bidi="hi_IN"/>
-        </w:rPr>
-        <w:t xml:space="preserve">जकर्याह के पहले आठ अध्याये 520 से 518 ईसा पूर्व के यरूशलेम की सामाजिक, राजनीतिक, और धार्मिक स्थितियों के संदर्भ में हैं। लेकिन अध्याय </w:t>
-      </w:r>
-      <w:r>
-        <w:rPr>
-          <w:lang w:val="hi_IN" w:bidi="hi_IN"/>
-        </w:rPr>
-        <w:t>9</w:t>
-      </w:r>
-      <w:r>
-        <w:rPr>
-          <w:lang w:val="hi_IN" w:bidi="hi_IN"/>
-        </w:rPr>
-        <w:t xml:space="preserve"> से ऐतिहासिक आधार खो जाते हैं। अध्याय </w:t>
-      </w:r>
-      <w:r>
-        <w:rPr>
-          <w:lang w:val="hi_IN" w:bidi="hi_IN"/>
-        </w:rPr>
-        <w:t>9</w:t>
-      </w:r>
-      <w:r>
-        <w:rPr>
-          <w:lang w:val="hi_IN" w:bidi="hi_IN"/>
-        </w:rPr>
-        <w:t xml:space="preserve"> सीरिया, जिसमें दमिश्क, सोर, और सिदोन शामिल हैं, और पलिश्त के खिलाफ एक भविष्यद्वानी के साथ शुरू होता है। इन सभी स्थानों को जीत लिया जाएगा और शुद्ध किया जाएगा और वे यहूदा के एक कुल की तरह बन जाएंगे। यरूशलेम में विजयी रूप से आने वाले एक नए राजा का वादा है, जो विनम्रता से गधे पर सवार होगा। उसका शासन शांतिपूर्ण और सार्वभौमिक होगा। अगली वाणी कैदियों को मुक्त करने की बात करती है, लेकिन यह बाबेल के कैदियों का संदर्भ नहीं हो सकता है, क्योंकि इसमें यूनानियों का उल्लेख है। </w:t>
-      </w:r>
-      <w:r>
-        <w:rPr>
-          <w:lang w:val="hi_IN" w:bidi="hi_IN"/>
-        </w:rPr>
-        <w:t>जक 9–12</w:t>
-      </w:r>
-      <w:r>
-        <w:rPr>
-          <w:lang w:val="hi_IN" w:bidi="hi_IN"/>
-        </w:rPr>
-        <w:t xml:space="preserve"> लगभग पूरी तरह से भविष्य के बारे में है। कुछ विद्वान इस भाग को अन्तकालीन साहित्य कहते हैं। कई जातियां यरूशलेम पर हमला करते हैं और पराजित होते हैं (अध्याय </w:t>
-      </w:r>
-      <w:r>
-        <w:rPr>
-          <w:lang w:val="hi_IN" w:bidi="hi_IN"/>
-        </w:rPr>
-        <w:t>12</w:t>
-      </w:r>
-      <w:r>
-        <w:rPr>
-          <w:lang w:val="hi_IN" w:bidi="hi_IN"/>
-        </w:rPr>
-        <w:t xml:space="preserve">, </w:t>
-      </w:r>
-      <w:r>
-        <w:rPr>
-          <w:lang w:val="hi_IN" w:bidi="hi_IN"/>
-        </w:rPr>
-        <w:t xml:space="preserve">14) </w:t>
-      </w:r>
-      <w:r>
-        <w:rPr>
-          <w:lang w:val="hi_IN" w:bidi="hi_IN"/>
-        </w:rPr>
-        <w:t>। मन्दिर स्थिर है (</w:t>
-      </w:r>
-      <w:r>
-        <w:rPr>
-          <w:lang w:val="hi_IN" w:bidi="hi_IN"/>
-        </w:rPr>
-        <w:t>11:13</w:t>
-      </w:r>
-      <w:r>
-        <w:rPr>
-          <w:lang w:val="hi_IN" w:bidi="hi_IN"/>
-        </w:rPr>
-        <w:t>), लेकिन ऐसा प्रतीत नहीं होता कि इसका नया यरूशलेम और परमेश्वर के राज्य में कोई बड़ा महत्व है (</w:t>
-      </w:r>
-      <w:r>
-        <w:rPr>
-          <w:lang w:val="hi_IN" w:bidi="hi_IN"/>
-        </w:rPr>
-        <w:t>14:6–9</w:t>
-      </w:r>
-      <w:r>
-        <w:rPr>
-          <w:lang w:val="hi_IN" w:bidi="hi_IN"/>
-        </w:rPr>
-        <w:t>) ।</w:t>
-      </w:r>
-    </w:p>
-    <w:p>
-      <w:pPr>
-        <w:pStyle w:val="Heading3"/>
-      </w:pPr>
-      <w:r>
-        <w:rPr>
-          <w:lang w:val="hi_IN" w:bidi="hi_IN"/>
-        </w:rPr>
-        <w:t>उद्देश्य और संदेश</w:t>
-      </w:r>
-    </w:p>
-    <w:p>
-      <w:pPr/>
-      <w:r>
-        <w:rPr>
-          <w:lang w:val="hi_IN" w:bidi="hi_IN"/>
-        </w:rPr>
-      </w:r>
-      <w:r>
-        <w:rPr>
-          <w:lang w:val="hi_IN" w:bidi="hi_IN"/>
-        </w:rPr>
-        <w:t>पुस्तक का उद्देश्य आश्वस्त करना और प्रोत्साहित करना है। 520 ईसा पूर्व की पुनर्स्थापित यहूदी समुदाय को यह आश्वासन चाहिए था कि मन्दिर का पुनर्निर्माण होगा, और बाद में परमेश्वर के लोगों के समूहों को यह जानने की आवश्यकता थी कि अंततः परमेश्वर का राज्य अपनी पूर्णता में आएगा। जकर्याह की पुस्तक में तीन संदेश हैं: मन फिराव की आवश्यकता (</w:t>
-      </w:r>
-      <w:r>
-        <w:rPr>
-          <w:lang w:val="hi_IN" w:bidi="hi_IN"/>
-        </w:rPr>
-        <w:t>1:1–5:11</w:t>
-      </w:r>
-      <w:r>
-        <w:rPr>
-          <w:lang w:val="hi_IN" w:bidi="hi_IN"/>
-        </w:rPr>
-        <w:t>); आठ रात के दर्शन (</w:t>
-      </w:r>
-      <w:r>
-        <w:rPr>
-          <w:lang w:val="hi_IN" w:bidi="hi_IN"/>
-        </w:rPr>
-        <w:t>1:7–6:8</w:t>
-      </w:r>
-      <w:r>
-        <w:rPr>
-          <w:lang w:val="hi_IN" w:bidi="hi_IN"/>
-        </w:rPr>
-        <w:t xml:space="preserve">) जो संकेत देते हैं कि मन्दिर का पुनर्निर्माण होगा और परमेश्वर की महिमा यरूशलेम में लौट आएगी; और परमेश्वर का आने वाला राज्य (अध्याय </w:t>
-      </w:r>
-      <w:r>
-        <w:rPr>
-          <w:lang w:val="hi_IN" w:bidi="hi_IN"/>
-        </w:rPr>
-        <w:t>9–14</w:t>
-      </w:r>
-      <w:r>
-        <w:rPr>
-          <w:lang w:val="hi_IN" w:bidi="hi_IN"/>
-        </w:rPr>
-        <w:t>) ।</w:t>
-      </w:r>
-    </w:p>
-    <w:p>
-      <w:pPr>
-        <w:pStyle w:val="Heading3"/>
-      </w:pPr>
-      <w:r>
-        <w:rPr>
-          <w:lang w:val="hi_IN" w:bidi="hi_IN"/>
-        </w:rPr>
-        <w:t>विषयवस्तु</w:t>
-      </w:r>
-    </w:p>
-    <w:p>
-      <w:pPr/>
-      <w:r>
-        <w:rPr>
-          <w:lang w:val="hi_IN" w:bidi="hi_IN"/>
-        </w:rPr>
-      </w:r>
-      <w:r>
-        <w:rPr>
-          <w:lang w:val="hi_IN" w:bidi="hi_IN"/>
-        </w:rPr>
-        <w:t xml:space="preserve">जकर्याह की पुस्तक को दो मुख्य भागों में विभाजित किया जा सकता है: अध्याय </w:t>
-      </w:r>
-      <w:r>
-        <w:rPr>
-          <w:lang w:val="hi_IN" w:bidi="hi_IN"/>
-        </w:rPr>
-        <w:t>1–8</w:t>
-      </w:r>
-      <w:r>
-        <w:rPr>
-          <w:lang w:val="hi_IN" w:bidi="hi_IN"/>
-        </w:rPr>
-        <w:t xml:space="preserve"> और </w:t>
-      </w:r>
-      <w:r>
-        <w:rPr>
-          <w:lang w:val="hi_IN" w:bidi="hi_IN"/>
-        </w:rPr>
-        <w:t>9–14</w:t>
-      </w:r>
-      <w:r>
-        <w:rPr>
-          <w:lang w:val="hi_IN" w:bidi="hi_IN"/>
-        </w:rPr>
-        <w:t xml:space="preserve">। पहला भाग 520 ईसा पूर्व और 518 ईसा पूर्व के बीच का है। इसमें जकर्याह बिरिक्याह के पुत्र की वाणियाँ और दर्शन शामिल हैं। मुख्यतः गद्य, इसके मुख्य उद्देश्य पुनर्स्थापित यहूदी समुदाय को आश्वस्त करना है कि मन्दिर का पुनर्निर्माण होगा। दूसरा भाग (अध्याय </w:t>
-      </w:r>
-      <w:r>
-        <w:rPr>
-          <w:lang w:val="hi_IN" w:bidi="hi_IN"/>
-        </w:rPr>
-        <w:t>9–14</w:t>
-      </w:r>
-      <w:r>
-        <w:rPr>
-          <w:lang w:val="hi_IN" w:bidi="hi_IN"/>
-        </w:rPr>
-        <w:t xml:space="preserve">) अनिर्दिष्ट है। जकर्याह का कोई संदर्भ नहीं है। मन्दिर स्थिर है, और अधिकांश भाषा युगान्तकालीन और अन्तकालीन है। दूसरा भाग स्वयं दो भागों में विभाजित है: अध्याय </w:t>
-      </w:r>
-      <w:r>
-        <w:rPr>
-          <w:lang w:val="hi_IN" w:bidi="hi_IN"/>
-        </w:rPr>
-        <w:t>9–11</w:t>
-      </w:r>
-      <w:r>
-        <w:rPr>
-          <w:lang w:val="hi_IN" w:bidi="hi_IN"/>
-        </w:rPr>
-        <w:t xml:space="preserve"> और </w:t>
-      </w:r>
-      <w:r>
-        <w:rPr>
-          <w:lang w:val="hi_IN" w:bidi="hi_IN"/>
-        </w:rPr>
-        <w:t>12–14</w:t>
-      </w:r>
-      <w:r>
-        <w:rPr>
-          <w:lang w:val="hi_IN" w:bidi="hi_IN"/>
-        </w:rPr>
-        <w:t xml:space="preserve">। अध्याय </w:t>
-      </w:r>
-      <w:r>
-        <w:rPr>
-          <w:lang w:val="hi_IN" w:bidi="hi_IN"/>
-        </w:rPr>
-        <w:t>9</w:t>
-      </w:r>
-      <w:r>
-        <w:rPr>
-          <w:lang w:val="hi_IN" w:bidi="hi_IN"/>
-        </w:rPr>
-        <w:t xml:space="preserve"> और </w:t>
-      </w:r>
-      <w:r>
-        <w:rPr>
-          <w:lang w:val="hi_IN" w:bidi="hi_IN"/>
-        </w:rPr>
-        <w:t>12</w:t>
-      </w:r>
-      <w:r>
-        <w:rPr>
-          <w:lang w:val="hi_IN" w:bidi="hi_IN"/>
-        </w:rPr>
-        <w:t xml:space="preserve"> मूल रूप से एक ही तरह से शुरू होते हैं: "परमेश्वर के वचन की वाणी।"</w:t>
-      </w:r>
-    </w:p>
-    <w:p>
-      <w:pPr/>
-      <w:r>
-        <w:rPr>
-          <w:lang w:val="hi_IN" w:bidi="hi_IN"/>
-        </w:rPr>
-      </w:r>
-      <w:r>
-        <w:rPr>
-          <w:lang w:val="hi_IN" w:bidi="hi_IN"/>
-        </w:rPr>
-        <w:t xml:space="preserve">जकर्याह के पहले भाग (अध्याय </w:t>
-      </w:r>
-      <w:r>
-        <w:rPr>
-          <w:lang w:val="hi_IN" w:bidi="hi_IN"/>
-        </w:rPr>
-        <w:t>1–8</w:t>
-      </w:r>
-      <w:r>
-        <w:rPr>
-          <w:lang w:val="hi_IN" w:bidi="hi_IN"/>
-        </w:rPr>
-        <w:t>) में चार मुख्य खंड हैं: शीर्षक और पहली वाणी (</w:t>
-      </w:r>
-      <w:r>
-        <w:rPr>
-          <w:lang w:val="hi_IN" w:bidi="hi_IN"/>
-        </w:rPr>
-        <w:t>1:1–6</w:t>
-      </w:r>
-      <w:r>
-        <w:rPr>
-          <w:lang w:val="hi_IN" w:bidi="hi_IN"/>
-        </w:rPr>
-        <w:t>); आठ रातों के दर्शन और संबंधित वाणियाँ (</w:t>
-      </w:r>
-      <w:r>
-        <w:rPr>
-          <w:lang w:val="hi_IN" w:bidi="hi_IN"/>
-        </w:rPr>
-        <w:t>1:7–6:8</w:t>
-      </w:r>
-      <w:r>
-        <w:rPr>
-          <w:lang w:val="hi_IN" w:bidi="hi_IN"/>
-        </w:rPr>
-        <w:t>); यहोशू का प्रतीकात्मक ताजपोशी (</w:t>
-      </w:r>
-      <w:r>
-        <w:rPr>
-          <w:lang w:val="hi_IN" w:bidi="hi_IN"/>
-        </w:rPr>
-        <w:t>6:9–15</w:t>
-      </w:r>
-      <w:r>
-        <w:rPr>
-          <w:lang w:val="hi_IN" w:bidi="hi_IN"/>
-        </w:rPr>
-        <w:t>); और उपवास और नैतिकता के बारे में प्रश्न (</w:t>
-      </w:r>
-      <w:r>
-        <w:rPr>
-          <w:lang w:val="hi_IN" w:bidi="hi_IN"/>
-        </w:rPr>
-        <w:t>7:1–8:23</w:t>
-      </w:r>
-      <w:r>
-        <w:rPr>
-          <w:lang w:val="hi_IN" w:bidi="hi_IN"/>
-        </w:rPr>
-        <w:t>) ।</w:t>
-      </w:r>
-    </w:p>
-    <w:p>
-      <w:pPr>
-        <w:pStyle w:val="Heading4"/>
-      </w:pPr>
-      <w:r>
-        <w:rPr>
-          <w:lang w:val="hi_IN" w:bidi="hi_IN"/>
-        </w:rPr>
-        <w:t>शीर्षक (</w:t>
-      </w:r>
-      <w:r>
-        <w:rPr>
-          <w:lang w:val="hi_IN" w:bidi="hi_IN"/>
-        </w:rPr>
-        <w:t>1:1</w:t>
-      </w:r>
-      <w:r>
-        <w:rPr>
-          <w:lang w:val="hi_IN" w:bidi="hi_IN"/>
-        </w:rPr>
-        <w:t>)</w:t>
-      </w:r>
-    </w:p>
-    <w:p>
-      <w:pPr/>
-      <w:r>
-        <w:rPr>
-          <w:lang w:val="hi_IN" w:bidi="hi_IN"/>
-        </w:rPr>
-      </w:r>
-      <w:r>
-        <w:rPr>
-          <w:lang w:val="hi_IN" w:bidi="hi_IN"/>
-        </w:rPr>
-        <w:t xml:space="preserve">यह खंड विशेष रूप से बाबेल के कैलेंडर के "आठवें महीने" में दिनांकित है, जो मध्य अक्टूबर से मध्य नवंबर तक था। फारस के राजा दारा का दूसरा वर्ष 520 ईसा पूर्व था। यह तिथि जकर्याह के कार्य को हाग्गै (तुलना करें </w:t>
-      </w:r>
-      <w:r>
-        <w:rPr>
-          <w:lang w:val="hi_IN" w:bidi="hi_IN"/>
-        </w:rPr>
-        <w:t>हाग्गै 1:1, 15</w:t>
-      </w:r>
-      <w:r>
-        <w:rPr>
-          <w:lang w:val="hi_IN" w:bidi="hi_IN"/>
-        </w:rPr>
-        <w:t xml:space="preserve">; </w:t>
-      </w:r>
-      <w:r>
-        <w:rPr>
-          <w:lang w:val="hi_IN" w:bidi="hi_IN"/>
-        </w:rPr>
-        <w:t>2:1, 10, 18–20</w:t>
-      </w:r>
-      <w:r>
-        <w:rPr>
-          <w:lang w:val="hi_IN" w:bidi="hi_IN"/>
-        </w:rPr>
-        <w:t xml:space="preserve">) और जरुब्बाबेल के तहत मन्दिर के पुनर्निर्माण से संबंधित करने में महत्वपूर्ण है। पहली वाणी मन फिराव की आवश्यकता से संबंधित है। जकर्याह का पहला संदेश हाग्गै के दूसरे और तीसरे संदेश के बीच आया था। वह, हाग्गै की तरह, शायद फसलों की विफलता और अन्य कठिनाइयों को मन्दिर के पुनर्निर्माण में विफलता के कारण मानते थे (पुष्टि करें </w:t>
-      </w:r>
-      <w:r>
-        <w:rPr>
-          <w:lang w:val="hi_IN" w:bidi="hi_IN"/>
-        </w:rPr>
-        <w:t>हाग्गै 1:6–11</w:t>
-      </w:r>
-      <w:r>
-        <w:rPr>
-          <w:lang w:val="hi_IN" w:bidi="hi_IN"/>
-        </w:rPr>
-        <w:t>)। जकर्याह लोगों से मन फिराने का आह्वान करते हैं ताकि वे मन्दिर के कार्य में दृढ़ रह सकें।</w:t>
-      </w:r>
-    </w:p>
-    <w:p>
-      <w:pPr>
-        <w:pStyle w:val="Heading4"/>
-      </w:pPr>
-      <w:r>
-        <w:rPr>
-          <w:lang w:val="hi_IN" w:bidi="hi_IN"/>
-        </w:rPr>
-        <w:t>आठ रात के दर्शन और संबंधित वाणियाँ (</w:t>
-      </w:r>
-      <w:r>
-        <w:rPr>
-          <w:lang w:val="hi_IN" w:bidi="hi_IN"/>
-        </w:rPr>
-        <w:t>1:7–6:8</w:t>
-      </w:r>
-      <w:r>
-        <w:rPr>
-          <w:lang w:val="hi_IN" w:bidi="hi_IN"/>
-        </w:rPr>
-        <w:t>)</w:t>
-      </w:r>
-    </w:p>
-    <w:p>
-      <w:pPr/>
-      <w:r>
-        <w:rPr>
-          <w:lang w:val="hi_IN" w:bidi="hi_IN"/>
-        </w:rPr>
-      </w:r>
-      <w:r>
-        <w:rPr>
-          <w:lang w:val="hi_IN" w:bidi="hi_IN"/>
-        </w:rPr>
-        <w:t>जकर्याह ने यरूशलेम में जो दर्शन देखे, वे सभी 11वें महीने (शेबत) के 24वें दिन की रात को दारा के दूसरे वर्ष (मध्य जनवरी से मध्य फरवरी 519 ईसा पूर्व) में दिए गए प्रतीत होते हैं। आठ में से सात दर्शन मूल रूप से एक ही रूप के हैं। चार दर्शन इन शब्दों से शुरू होते हैं "फिर मैंने आँखें उठाई और देखा" (</w:t>
-      </w:r>
-      <w:r>
-        <w:rPr>
-          <w:lang w:val="hi_IN" w:bidi="hi_IN"/>
-        </w:rPr>
-        <w:t>1:18</w:t>
-      </w:r>
-      <w:r>
-        <w:rPr>
-          <w:lang w:val="hi_IN" w:bidi="hi_IN"/>
-        </w:rPr>
-        <w:t xml:space="preserve">; </w:t>
-      </w:r>
-      <w:r>
-        <w:rPr>
-          <w:lang w:val="hi_IN" w:bidi="hi_IN"/>
-        </w:rPr>
-        <w:t>2:1</w:t>
-      </w:r>
-      <w:r>
-        <w:rPr>
-          <w:lang w:val="hi_IN" w:bidi="hi_IN"/>
-        </w:rPr>
-        <w:t xml:space="preserve">; </w:t>
-      </w:r>
-      <w:r>
-        <w:rPr>
-          <w:lang w:val="hi_IN" w:bidi="hi_IN"/>
-        </w:rPr>
-        <w:t>5:1</w:t>
-      </w:r>
-      <w:r>
-        <w:rPr>
-          <w:lang w:val="hi_IN" w:bidi="hi_IN"/>
-        </w:rPr>
-        <w:t xml:space="preserve">; </w:t>
-      </w:r>
-      <w:r>
-        <w:rPr>
-          <w:lang w:val="hi_IN" w:bidi="hi_IN"/>
-        </w:rPr>
-        <w:t>6:1</w:t>
-      </w:r>
-      <w:r>
-        <w:rPr>
-          <w:lang w:val="hi_IN" w:bidi="hi_IN"/>
-        </w:rPr>
-        <w:t xml:space="preserve">)। एक शुरू होता है, "रात के समय एक </w:t>
-      </w:r>
-      <w:r>
-        <w:rPr>
-          <w:lang w:val="hi_IN" w:bidi="hi_IN"/>
-        </w:rPr>
-        <w:t>स्वप्न</w:t>
-      </w:r>
-      <w:r>
-        <w:rPr>
-          <w:lang w:val="hi_IN" w:bidi="hi_IN"/>
-        </w:rPr>
-        <w:t xml:space="preserve"> में" (</w:t>
-      </w:r>
-      <w:r>
-        <w:rPr>
-          <w:lang w:val="hi_IN" w:bidi="hi_IN"/>
-        </w:rPr>
-        <w:t>1:8</w:t>
-      </w:r>
-      <w:r>
-        <w:rPr>
-          <w:lang w:val="hi_IN" w:bidi="hi_IN"/>
-        </w:rPr>
-        <w:t>)। एक और शुरू होता है, "फिर जो दूत मुझसे बातें करता था, उसने आकर मुझे ऐसा जगाया जैसा कोई नींद से जगाया जाए। और उसने मुझसे पूछा, “तुझे क्या दिखाई पड़ता है?" (</w:t>
-      </w:r>
-      <w:r>
-        <w:rPr>
-          <w:lang w:val="hi_IN" w:bidi="hi_IN"/>
-        </w:rPr>
-        <w:t>4:1–2</w:t>
-      </w:r>
-      <w:r>
-        <w:rPr>
-          <w:lang w:val="hi_IN" w:bidi="hi_IN"/>
-        </w:rPr>
-        <w:t>) । एक और (सातवां) दर्शन शुरू होता है, "फिर वह स्वर्गदूत जो मुझसे बात कर रहा था, आगे आया और कहा … " (</w:t>
-      </w:r>
-      <w:r>
-        <w:rPr>
-          <w:lang w:val="hi_IN" w:bidi="hi_IN"/>
-        </w:rPr>
-        <w:t>5:5</w:t>
-      </w:r>
-      <w:r>
-        <w:rPr>
-          <w:lang w:val="hi_IN" w:bidi="hi_IN"/>
-        </w:rPr>
-        <w:t>)। हालांकि, चौथा दर्शन अन्य सात से अलग है। यह शुरू होता है, "फिर उसने मुझे दिखाया" (</w:t>
-      </w:r>
-      <w:r>
-        <w:rPr>
-          <w:lang w:val="hi_IN" w:bidi="hi_IN"/>
-        </w:rPr>
-        <w:t>3:1</w:t>
-      </w:r>
-      <w:r>
-        <w:rPr>
-          <w:lang w:val="hi_IN" w:bidi="hi_IN"/>
-        </w:rPr>
-        <w:t xml:space="preserve">, पुष्टि करें </w:t>
-      </w:r>
-      <w:r>
-        <w:rPr>
-          <w:lang w:val="hi_IN" w:bidi="hi_IN"/>
-        </w:rPr>
-        <w:t>आमो 7:1, 4, 7</w:t>
-      </w:r>
-      <w:r>
-        <w:rPr>
-          <w:lang w:val="hi_IN" w:bidi="hi_IN"/>
-        </w:rPr>
-        <w:t>)। तीसरे व्यक्ति के इस संदेश में कोई व्याख्या करने वाला स्वर्गदूत नहीं है और न ही जकर्याह के लिए कोई सीधा संदेश है, जैसे कि वह केवल एक पर्यवेक्षक था। यह चौथा दर्शन अन्य सात से इतना अलग है कि यह आठ की मूल श्रृंखला का हिस्सा नहीं था।</w:t>
-      </w:r>
-    </w:p>
-    <w:p>
-      <w:pPr/>
-      <w:r>
-        <w:rPr>
-          <w:lang w:val="hi_IN" w:bidi="hi_IN"/>
-        </w:rPr>
-      </w:r>
-      <w:r>
-        <w:rPr>
-          <w:lang w:val="hi_IN" w:bidi="hi_IN"/>
-        </w:rPr>
-        <w:t>आठ दर्शन के समग्र नमूना का कोई प्रमाण नहीं है। कुछ विद्वानों ने देखा है कि दर्शन का क्रम पहले दर्शन में शाम या रात से लेकर अंतिम दर्शन में सूर्योदय तक जाता है। दूसरों ने कुछ दर्शनों के जोड़ों में संबंध पाए हैं। पहले और अंतिम दर्शन में घोड़े और सवार या रथ शामिल हैं। दूसरे और तीसरे दर्शन यहूदा और यरूशलेम की बहाली से संबंधित हैं (</w:t>
-      </w:r>
-      <w:r>
-        <w:rPr>
-          <w:lang w:val="hi_IN" w:bidi="hi_IN"/>
-        </w:rPr>
-        <w:t>1:18–21</w:t>
-      </w:r>
-      <w:r>
-        <w:rPr>
-          <w:lang w:val="hi_IN" w:bidi="hi_IN"/>
-        </w:rPr>
-        <w:t xml:space="preserve">; </w:t>
-      </w:r>
-      <w:r>
-        <w:rPr>
-          <w:lang w:val="hi_IN" w:bidi="hi_IN"/>
-        </w:rPr>
-        <w:t>2:1–5</w:t>
-      </w:r>
-      <w:r>
-        <w:rPr>
-          <w:lang w:val="hi_IN" w:bidi="hi_IN"/>
-        </w:rPr>
-        <w:t>)। चौथे और पांचवे दर्शन पुनर्स्थापित समुदाय में दो अगुवों की स्थिति से संबंधित हैं: यहोशू को शुद्ध किया जाएगा और महा याजक के रूप में बहाल किया जाएगा (</w:t>
-      </w:r>
-      <w:r>
-        <w:rPr>
-          <w:lang w:val="hi_IN" w:bidi="hi_IN"/>
-        </w:rPr>
-        <w:t>3:1–5</w:t>
-      </w:r>
-      <w:r>
-        <w:rPr>
-          <w:lang w:val="hi_IN" w:bidi="hi_IN"/>
-        </w:rPr>
-        <w:t>) और राज्यपाल जरुब्बाबेल मन्दिर के निर्माण को पूरा करेंगे (</w:t>
-      </w:r>
-      <w:r>
-        <w:rPr>
-          <w:lang w:val="hi_IN" w:bidi="hi_IN"/>
-        </w:rPr>
-        <w:t>4:1–14</w:t>
-      </w:r>
-      <w:r>
-        <w:rPr>
-          <w:lang w:val="hi_IN" w:bidi="hi_IN"/>
-        </w:rPr>
-        <w:t xml:space="preserve">)। छठे और सातवे दर्शन देश की शुद्धि से संबंधित हैं। एक उड़ता हुआ </w:t>
-      </w:r>
-      <w:r>
-        <w:rPr>
-          <w:lang w:val="hi_IN" w:bidi="hi_IN"/>
-        </w:rPr>
-        <w:t>पत्र</w:t>
-      </w:r>
-      <w:r>
-        <w:rPr>
-          <w:lang w:val="hi_IN" w:bidi="hi_IN"/>
-        </w:rPr>
-        <w:t xml:space="preserve"> हर चोर और झूठे गवाह के घर में प्रवेश करता है और उसे नष्ट कर देता है (</w:t>
-      </w:r>
-      <w:r>
-        <w:rPr>
-          <w:lang w:val="hi_IN" w:bidi="hi_IN"/>
-        </w:rPr>
-        <w:t>5:1–4</w:t>
-      </w:r>
-      <w:r>
-        <w:rPr>
-          <w:lang w:val="hi_IN" w:bidi="hi_IN"/>
-        </w:rPr>
-        <w:t xml:space="preserve">)। एक महिला के रूप में व्यक्त की गई दुष्टता को एक एफा (टोकरी) में शिनार की भूमि में ले जाया जाएगा (पद </w:t>
-      </w:r>
-      <w:r>
-        <w:rPr>
-          <w:lang w:val="hi_IN" w:bidi="hi_IN"/>
-        </w:rPr>
-        <w:t>5–11</w:t>
-      </w:r>
-      <w:r>
-        <w:rPr>
-          <w:lang w:val="hi_IN" w:bidi="hi_IN"/>
-        </w:rPr>
-        <w:t>)। दर्शन विवरणों के बीच चार वाणियाँ हैं (</w:t>
-      </w:r>
-      <w:r>
-        <w:rPr>
-          <w:lang w:val="hi_IN" w:bidi="hi_IN"/>
-        </w:rPr>
-        <w:t>1:14–17</w:t>
-      </w:r>
-      <w:r>
-        <w:rPr>
-          <w:lang w:val="hi_IN" w:bidi="hi_IN"/>
-        </w:rPr>
-        <w:t xml:space="preserve">; </w:t>
-      </w:r>
-      <w:r>
-        <w:rPr>
-          <w:lang w:val="hi_IN" w:bidi="hi_IN"/>
-        </w:rPr>
-        <w:t>2:8–13</w:t>
-      </w:r>
-      <w:r>
-        <w:rPr>
-          <w:lang w:val="hi_IN" w:bidi="hi_IN"/>
-        </w:rPr>
-        <w:t xml:space="preserve">; </w:t>
-      </w:r>
-      <w:r>
-        <w:rPr>
-          <w:lang w:val="hi_IN" w:bidi="hi_IN"/>
-        </w:rPr>
-        <w:t>3:6–10</w:t>
-      </w:r>
-      <w:r>
-        <w:rPr>
-          <w:lang w:val="hi_IN" w:bidi="hi_IN"/>
-        </w:rPr>
-        <w:t xml:space="preserve">; </w:t>
-      </w:r>
-      <w:r>
-        <w:rPr>
-          <w:lang w:val="hi_IN" w:bidi="hi_IN"/>
-        </w:rPr>
-        <w:t>4:8–14</w:t>
-      </w:r>
-      <w:r>
-        <w:rPr>
-          <w:lang w:val="hi_IN" w:bidi="hi_IN"/>
-        </w:rPr>
-        <w:t>) । इन सभी अंशों की शुरुआत संदेशवाहक सूत्र, "यहोवा यों कहता है," या "पुकारो" (</w:t>
-      </w:r>
-      <w:r>
-        <w:rPr>
-          <w:lang w:val="hi_IN" w:bidi="hi_IN"/>
-        </w:rPr>
-        <w:t>1:14, 17</w:t>
-      </w:r>
-      <w:r>
-        <w:rPr>
-          <w:lang w:val="hi_IN" w:bidi="hi_IN"/>
-        </w:rPr>
-        <w:t>) अभिव्यक्ति से होती है। पहली भविष्यद्वानी लोगों को आश्वासन देती है कि मन्दिर, नगर और यरूशलेम का चयन नवीनीकृत किया जाएगा। दूसरी वाणी बाबेल में शेष किसी भी बंदियों को यहूदा और यरूशलेम लौटने के लिए प्रेरित करती है (</w:t>
-      </w:r>
-      <w:r>
-        <w:rPr>
-          <w:lang w:val="hi_IN" w:bidi="hi_IN"/>
-        </w:rPr>
-        <w:t>2:7–12</w:t>
-      </w:r>
-      <w:r>
-        <w:rPr>
-          <w:lang w:val="hi_IN" w:bidi="hi_IN"/>
-        </w:rPr>
-        <w:t xml:space="preserve">) । </w:t>
-      </w:r>
-      <w:r>
-        <w:rPr>
-          <w:lang w:val="hi_IN" w:bidi="hi_IN"/>
-        </w:rPr>
-        <w:t>जक 2:12–13</w:t>
-      </w:r>
-      <w:r>
-        <w:rPr>
-          <w:lang w:val="hi_IN" w:bidi="hi_IN"/>
-        </w:rPr>
-        <w:t xml:space="preserve"> दिलचस्प हैं। पद </w:t>
-      </w:r>
-      <w:r>
-        <w:rPr>
-          <w:lang w:val="hi_IN" w:bidi="hi_IN"/>
-        </w:rPr>
-        <w:t>12</w:t>
-      </w:r>
-      <w:r>
-        <w:rPr>
-          <w:lang w:val="hi_IN" w:bidi="hi_IN"/>
-        </w:rPr>
-        <w:t xml:space="preserve"> पलिश्तीन को "पवित्र भूमि" के रूप में संदर्भित करने वाला एकमात्र पुराना नियम संदर्भ है, और पद </w:t>
-      </w:r>
-      <w:r>
-        <w:rPr>
-          <w:lang w:val="hi_IN" w:bidi="hi_IN"/>
-        </w:rPr>
-        <w:t>13</w:t>
-      </w:r>
-      <w:r>
-        <w:rPr>
-          <w:lang w:val="hi_IN" w:bidi="hi_IN"/>
-        </w:rPr>
-        <w:t xml:space="preserve">, </w:t>
-      </w:r>
-      <w:r>
-        <w:rPr>
-          <w:lang w:val="hi_IN" w:bidi="hi_IN"/>
-        </w:rPr>
-        <w:t>हब 2:20</w:t>
-      </w:r>
-      <w:r>
-        <w:rPr>
-          <w:lang w:val="hi_IN" w:bidi="hi_IN"/>
-        </w:rPr>
-        <w:t xml:space="preserve"> में उपासना के आह्वान के समान है: "</w:t>
-      </w:r>
-      <w:r>
-        <w:rPr>
-          <w:lang w:val="hi_IN" w:bidi="hi_IN"/>
-        </w:rPr>
-        <w:t>हे सब प्राणियों! यहोवा के सामने चुप रहो; क्योंकि वह जागकर अपने पवित्र निवास-स्थान से निकला है।</w:t>
-      </w:r>
-      <w:r>
-        <w:rPr>
-          <w:lang w:val="hi_IN" w:bidi="hi_IN"/>
-        </w:rPr>
-        <w:t>" (</w:t>
-      </w:r>
-      <w:r>
-        <w:rPr>
-          <w:lang w:val="hi_IN" w:bidi="hi_IN"/>
-        </w:rPr>
-        <w:t>जक 2:13</w:t>
-      </w:r>
-      <w:r>
-        <w:rPr>
-          <w:lang w:val="hi_IN" w:bidi="hi_IN"/>
-        </w:rPr>
-        <w:t>) । दर्शन विवरणों में तीसरी वाणी यहोशू महायाजक के बारे में है जो परमेश्वर के सेवक, शाखा के आगमन का संकेत है जो एक ही दिन में देश के अधर्म को हटा देता है (</w:t>
-      </w:r>
-      <w:r>
-        <w:rPr>
-          <w:lang w:val="hi_IN" w:bidi="hi_IN"/>
-        </w:rPr>
-        <w:t>3:6–10</w:t>
-      </w:r>
-      <w:r>
-        <w:rPr>
-          <w:lang w:val="hi_IN" w:bidi="hi_IN"/>
-        </w:rPr>
-        <w:t>) ।</w:t>
-      </w:r>
-    </w:p>
-    <w:p>
-      <w:pPr>
-        <w:pStyle w:val="Heading4"/>
-      </w:pPr>
-      <w:r>
-        <w:rPr>
-          <w:lang w:val="hi_IN" w:bidi="hi_IN"/>
-        </w:rPr>
-        <w:t>यहोशू का प्रतीकात्मक राज्याभिषेक (</w:t>
-      </w:r>
-      <w:r>
-        <w:rPr>
-          <w:lang w:val="hi_IN" w:bidi="hi_IN"/>
-        </w:rPr>
-        <w:t>6:9–15</w:t>
-      </w:r>
-      <w:r>
-        <w:rPr>
-          <w:lang w:val="hi_IN" w:bidi="hi_IN"/>
-        </w:rPr>
-        <w:t>)</w:t>
-      </w:r>
-    </w:p>
-    <w:p>
-      <w:pPr/>
-      <w:r>
-        <w:rPr>
-          <w:lang w:val="hi_IN" w:bidi="hi_IN"/>
-        </w:rPr>
-      </w:r>
-      <w:r>
-        <w:rPr>
-          <w:lang w:val="hi_IN" w:bidi="hi_IN"/>
-        </w:rPr>
-        <w:t>जकर्याह को सपन्याह के पुत्र योशिय्याह के घर जाने, बाबेल से लौटे कुछ लोगों से चांदी और सोना लेने, एक मुकुट बनाने, और उसे महायाजक यहोशू के सिर पर रखने के लिए कहा गया है, जो राजकीय और याजकीय राजा, शाखा, मन्दिर के निर्माता का प्रतीक है। समारोह के बाद मुकुट को मन्दिर में उन लोगों की स्मृति के रूप में लटकाया जाएगा जिन्होंने चांदी और सोना दिया था। अंतिम पद (</w:t>
-      </w:r>
-      <w:r>
-        <w:rPr>
-          <w:lang w:val="hi_IN" w:bidi="hi_IN"/>
-        </w:rPr>
-        <w:t>6:15</w:t>
-      </w:r>
-      <w:r>
-        <w:rPr>
-          <w:lang w:val="hi_IN" w:bidi="hi_IN"/>
-        </w:rPr>
-        <w:t>) ऐसा प्रतीत होता है कि जैसे बंदियों से प्राप्त सोना और चांदी आने वाले राज्य के राजा के मुकुट के प्रतीक के रूप में उपयोग किया गया था, वैसे ही बंदी, "जो दूर हैं," वे भी मन्दिर के निर्माण में भाग लेंगे। तब जकर्याह के श्रोता जानेंगे कि परमेश्वर ने उन्हें भविष्यद्वानी करने के लिए भेजा है। यह सब तब और तभी होगा जब वे परमेश्वर की आवाज को ध्यानपूर्वक मानेंगे।</w:t>
-      </w:r>
-    </w:p>
-    <w:p>
-      <w:pPr>
-        <w:pStyle w:val="Heading4"/>
-      </w:pPr>
-      <w:r>
-        <w:rPr>
-          <w:lang w:val="hi_IN" w:bidi="hi_IN"/>
-        </w:rPr>
-        <w:t>उपवास और नैतिकता के बारे में प्रश्न (</w:t>
-      </w:r>
-      <w:r>
-        <w:rPr>
-          <w:lang w:val="hi_IN" w:bidi="hi_IN"/>
-        </w:rPr>
-        <w:t>7:1–8:23</w:t>
-      </w:r>
-      <w:r>
-        <w:rPr>
-          <w:lang w:val="hi_IN" w:bidi="hi_IN"/>
-        </w:rPr>
-        <w:t>)</w:t>
-      </w:r>
-    </w:p>
-    <w:p>
-      <w:pPr/>
-      <w:r>
-        <w:rPr>
-          <w:lang w:val="hi_IN" w:bidi="hi_IN"/>
-        </w:rPr>
-      </w:r>
-      <w:r>
-        <w:rPr>
-          <w:lang w:val="hi_IN" w:bidi="hi_IN"/>
-        </w:rPr>
-        <w:t>बेतेल से एक प्रतिनिधिमंडल (यरुशलेम के उत्तर में 10 मील या 16.1 किलोमीटर) दारा के चौथे वर्ष (518 ईसा पूर्व) में यरुशलेम आया। मन्दिर पर काम दो साल से चल रहा था। इस यात्रा का उद्देश्य परमेश्वर की कृपा प्राप्त करना (</w:t>
-      </w:r>
-      <w:r>
-        <w:rPr>
-          <w:lang w:val="hi_IN" w:bidi="hi_IN"/>
-        </w:rPr>
-        <w:t>7:2</w:t>
-      </w:r>
-      <w:r>
-        <w:rPr>
-          <w:lang w:val="hi_IN" w:bidi="hi_IN"/>
-        </w:rPr>
-        <w:t xml:space="preserve">) और याजकों और भविष्यद्वक्ताओं से पूछना था कि क्या उन्हें उपवास जारी रखना चाहिए जैसा कि उन्होंने 70 साल पहले मंदिर के नष्ट होने के बाद से किया था ( पद </w:t>
-      </w:r>
-      <w:r>
-        <w:rPr>
-          <w:lang w:val="hi_IN" w:bidi="hi_IN"/>
-        </w:rPr>
-        <w:t xml:space="preserve">3) </w:t>
-      </w:r>
-      <w:r>
-        <w:rPr>
-          <w:lang w:val="hi_IN" w:bidi="hi_IN"/>
-        </w:rPr>
-        <w:t>। परमेश्वर ने जकर्याह से पूछा कि वे उपवास क्यों कर रहे थे—परमेश्वर के लिए या स्वार्थी उद्देश्यों के लिए? उपवास के प्रश्न का उत्तर यह प्रतीत होता है कि परमेश्वर सत्य, न्याय और वाचा-प्रेम को उपवास से अधिक चाहते हैं। जकर्याह उस संदेश को दोहराते हैं जो प्रभु ने पहले ही अपने लोगों को पूर्व भविष्यद्वक्ताओं के माध्यम से दिया था। जकर्याह के पहले भाग का अंतिम खंड वायदों का एक दसवचन है (</w:t>
-      </w:r>
-      <w:r>
-        <w:rPr>
-          <w:lang w:val="hi_IN" w:bidi="hi_IN"/>
-        </w:rPr>
-        <w:t>8:1–23</w:t>
-      </w:r>
-      <w:r>
-        <w:rPr>
-          <w:lang w:val="hi_IN" w:bidi="hi_IN"/>
-        </w:rPr>
-        <w:t>) । दस वायदे "परमेश्वर यह कहता है" या "परमेश्वर का वचन मेरे पास आया" शब्दों से शुरू होते हैं। परमेश्वर का अंतिम वचन न्याय नहीं बल्कि वायदा, आशा, क्षमा और पुनर्स्थापन है।</w:t>
-      </w:r>
-    </w:p>
-    <w:p>
-      <w:pPr>
-        <w:pStyle w:val="Heading4"/>
-      </w:pPr>
-      <w:r>
-        <w:rPr>
-          <w:lang w:val="hi_IN" w:bidi="hi_IN"/>
-        </w:rPr>
-        <w:t xml:space="preserve">यहोवा की वाणियाँ (अध्याय </w:t>
-      </w:r>
-      <w:r>
-        <w:rPr>
-          <w:lang w:val="hi_IN" w:bidi="hi_IN"/>
-        </w:rPr>
-        <w:t>9–14</w:t>
-      </w:r>
-      <w:r>
-        <w:rPr>
-          <w:lang w:val="hi_IN" w:bidi="hi_IN"/>
-        </w:rPr>
-        <w:t>)</w:t>
-      </w:r>
-    </w:p>
-    <w:p>
-      <w:pPr/>
-      <w:r>
-        <w:rPr>
-          <w:lang w:val="hi_IN" w:bidi="hi_IN"/>
-        </w:rPr>
-      </w:r>
-      <w:r>
-        <w:rPr>
-          <w:lang w:val="hi_IN" w:bidi="hi_IN"/>
-        </w:rPr>
-        <w:t xml:space="preserve">जकर्याह की पुस्तक का अंतिम आधा भाग (अध्याय </w:t>
-      </w:r>
-      <w:r>
-        <w:rPr>
-          <w:lang w:val="hi_IN" w:bidi="hi_IN"/>
-        </w:rPr>
-        <w:t>9–14</w:t>
-      </w:r>
-      <w:r>
-        <w:rPr>
-          <w:lang w:val="hi_IN" w:bidi="hi_IN"/>
-        </w:rPr>
-        <w:t xml:space="preserve">) दो लगभग बराबर भागों में विभाजित है: अध्याय </w:t>
-      </w:r>
-      <w:r>
-        <w:rPr>
-          <w:lang w:val="hi_IN" w:bidi="hi_IN"/>
-        </w:rPr>
-        <w:t>9–11</w:t>
-      </w:r>
-      <w:r>
-        <w:rPr>
-          <w:lang w:val="hi_IN" w:bidi="hi_IN"/>
-        </w:rPr>
-        <w:t xml:space="preserve"> (46 पद) और अध्याय </w:t>
-      </w:r>
-      <w:r>
-        <w:rPr>
-          <w:lang w:val="hi_IN" w:bidi="hi_IN"/>
-        </w:rPr>
-        <w:t>12–14</w:t>
-      </w:r>
-      <w:r>
-        <w:rPr>
-          <w:lang w:val="hi_IN" w:bidi="hi_IN"/>
-        </w:rPr>
-        <w:t xml:space="preserve"> (44 पद)। प्रत्येक भाग "एक वाणी" शब्दों से शुरू होता है (</w:t>
-      </w:r>
-      <w:r>
-        <w:rPr>
-          <w:lang w:val="hi_IN" w:bidi="hi_IN"/>
-        </w:rPr>
-        <w:t>9:1</w:t>
-      </w:r>
-      <w:r>
-        <w:rPr>
-          <w:lang w:val="hi_IN" w:bidi="hi_IN"/>
-        </w:rPr>
-        <w:t xml:space="preserve">; </w:t>
-      </w:r>
-      <w:r>
-        <w:rPr>
-          <w:lang w:val="hi_IN" w:bidi="hi_IN"/>
-        </w:rPr>
-        <w:t>12:1</w:t>
-      </w:r>
-      <w:r>
-        <w:rPr>
-          <w:lang w:val="hi_IN" w:bidi="hi_IN"/>
-        </w:rPr>
-        <w:t xml:space="preserve">)। दोनों "वाणियाँ" मुख्य रूप से युगान्तकालीन हैं। पहला भाग (अध्याय </w:t>
-      </w:r>
-      <w:r>
-        <w:rPr>
-          <w:lang w:val="hi_IN" w:bidi="hi_IN"/>
-        </w:rPr>
-        <w:t>9–11</w:t>
-      </w:r>
-      <w:r>
-        <w:rPr>
-          <w:lang w:val="hi_IN" w:bidi="hi_IN"/>
-        </w:rPr>
-        <w:t>) पलिश्तीन में जनजातियों की पुनर्स्थापना से संबंधित है (</w:t>
-      </w:r>
-      <w:r>
-        <w:rPr>
-          <w:lang w:val="hi_IN" w:bidi="hi_IN"/>
-        </w:rPr>
-        <w:t>9:11–17</w:t>
-      </w:r>
-      <w:r>
-        <w:rPr>
-          <w:lang w:val="hi_IN" w:bidi="hi_IN"/>
-        </w:rPr>
-        <w:t xml:space="preserve">; </w:t>
-      </w:r>
-      <w:r>
-        <w:rPr>
-          <w:lang w:val="hi_IN" w:bidi="hi_IN"/>
-        </w:rPr>
-        <w:t>10:6–12</w:t>
-      </w:r>
-      <w:r>
-        <w:rPr>
-          <w:lang w:val="hi_IN" w:bidi="hi_IN"/>
-        </w:rPr>
-        <w:t>) । इसे पूरा करने के लिए, परमेश्वर पलिश्तीन और सीरिया को अपने शासन के विरोधियों से मुक्त करेंगे (</w:t>
-      </w:r>
-      <w:r>
-        <w:rPr>
-          <w:lang w:val="hi_IN" w:bidi="hi_IN"/>
-        </w:rPr>
-        <w:t>9:1–8</w:t>
-      </w:r>
-      <w:r>
-        <w:rPr>
-          <w:lang w:val="hi_IN" w:bidi="hi_IN"/>
-        </w:rPr>
-        <w:t xml:space="preserve">; </w:t>
-      </w:r>
-      <w:r>
-        <w:rPr>
-          <w:lang w:val="hi_IN" w:bidi="hi_IN"/>
-        </w:rPr>
-        <w:t>11:1–3</w:t>
-      </w:r>
-      <w:r>
-        <w:rPr>
-          <w:lang w:val="hi_IN" w:bidi="hi_IN"/>
-        </w:rPr>
-        <w:t xml:space="preserve">), बुरे चरवाहों (शासकों; </w:t>
-      </w:r>
-      <w:r>
-        <w:rPr>
-          <w:lang w:val="hi_IN" w:bidi="hi_IN"/>
-        </w:rPr>
-        <w:t>10:2b-5</w:t>
-      </w:r>
-      <w:r>
-        <w:rPr>
-          <w:lang w:val="hi_IN" w:bidi="hi_IN"/>
-        </w:rPr>
-        <w:t xml:space="preserve">; </w:t>
-      </w:r>
-      <w:r>
-        <w:rPr>
-          <w:lang w:val="hi_IN" w:bidi="hi_IN"/>
-        </w:rPr>
-        <w:t>11:4–17</w:t>
-      </w:r>
-      <w:r>
-        <w:rPr>
-          <w:lang w:val="hi_IN" w:bidi="hi_IN"/>
-        </w:rPr>
-        <w:t>) को हटा देंगे, और शांति का राजकुमार आएगा (</w:t>
-      </w:r>
-      <w:r>
-        <w:rPr>
-          <w:lang w:val="hi_IN" w:bidi="hi_IN"/>
-        </w:rPr>
-        <w:t>9:9–10</w:t>
-      </w:r>
-      <w:r>
-        <w:rPr>
-          <w:lang w:val="hi_IN" w:bidi="hi_IN"/>
-        </w:rPr>
-        <w:t>) । जकर्याह की अंतिम "वाणी" (</w:t>
-      </w:r>
-      <w:r>
-        <w:rPr>
-          <w:lang w:val="hi_IN" w:bidi="hi_IN"/>
-        </w:rPr>
-        <w:t>12:1–14:21</w:t>
-      </w:r>
-      <w:r>
-        <w:rPr>
-          <w:lang w:val="hi_IN" w:bidi="hi_IN"/>
-        </w:rPr>
-        <w:t>) भी युगान्तकालीन है। इस बार चिंता मुख्य रूप से यरूशलेम और यहूदा की है। दो बार यरूशलेम पर बाहरी जातियों द्वारा हमला किया जाता है (</w:t>
-      </w:r>
-      <w:r>
-        <w:rPr>
-          <w:lang w:val="hi_IN" w:bidi="hi_IN"/>
-        </w:rPr>
-        <w:t>12:1–8</w:t>
-      </w:r>
-      <w:r>
-        <w:rPr>
-          <w:lang w:val="hi_IN" w:bidi="hi_IN"/>
-        </w:rPr>
-        <w:t xml:space="preserve">; </w:t>
-      </w:r>
-      <w:r>
-        <w:rPr>
-          <w:lang w:val="hi_IN" w:bidi="hi_IN"/>
-        </w:rPr>
-        <w:t>14:1–5</w:t>
-      </w:r>
-      <w:r>
-        <w:rPr>
-          <w:lang w:val="hi_IN" w:bidi="hi_IN"/>
-        </w:rPr>
-        <w:t>)। हर बार परमेश्वर यरूशलेम, यहूदा और दाऊद के घराने के लिए लड़ते हैं। यरूशलेम एक अज्ञात शहीद के लिए रोता और शोक करता है (</w:t>
-      </w:r>
-      <w:r>
-        <w:rPr>
-          <w:lang w:val="hi_IN" w:bidi="hi_IN"/>
-        </w:rPr>
-        <w:t>12:10–14</w:t>
-      </w:r>
-      <w:r>
-        <w:rPr>
-          <w:lang w:val="hi_IN" w:bidi="hi_IN"/>
-        </w:rPr>
-        <w:t>) । शहीद को "अच्छा" चरवाहा कहा जा सकता है जिसे मार दिया जाता है और उसकी भेड़ें बिखर जाती हैं (</w:t>
-      </w:r>
-      <w:r>
-        <w:rPr>
-          <w:lang w:val="hi_IN" w:bidi="hi_IN"/>
-        </w:rPr>
-        <w:t>13:7–9</w:t>
-      </w:r>
-      <w:r>
-        <w:rPr>
-          <w:lang w:val="hi_IN" w:bidi="hi_IN"/>
-        </w:rPr>
-        <w:t>) । यीशु ने अपनी गिरफ्तारी के संदर्भ में इस पद का उल्लेख किया (</w:t>
-      </w:r>
-      <w:r>
-        <w:rPr>
-          <w:lang w:val="hi_IN" w:bidi="hi_IN"/>
-        </w:rPr>
-        <w:t>मत्ती 26:31</w:t>
-      </w:r>
-      <w:r>
-        <w:rPr>
-          <w:lang w:val="hi_IN" w:bidi="hi_IN"/>
-        </w:rPr>
-        <w:t xml:space="preserve">; </w:t>
-      </w:r>
-      <w:r>
-        <w:rPr>
-          <w:lang w:val="hi_IN" w:bidi="hi_IN"/>
-        </w:rPr>
-        <w:t>मर 14:27</w:t>
-      </w:r>
-      <w:r>
-        <w:rPr>
-          <w:lang w:val="hi_IN" w:bidi="hi_IN"/>
-        </w:rPr>
-        <w:t xml:space="preserve">) । दाऊद के घराने के लिए एक </w:t>
-      </w:r>
-      <w:r>
-        <w:rPr>
-          <w:lang w:val="hi_IN" w:bidi="hi_IN"/>
-        </w:rPr>
-        <w:t>सोता फूटेगा</w:t>
-      </w:r>
-      <w:r>
-        <w:rPr>
-          <w:lang w:val="hi_IN" w:bidi="hi_IN"/>
-        </w:rPr>
-        <w:t>, और यरूशलेम के निवासी पाप, मूर्तिपूजा और झूठे भविष्यद्वक्ताओं से शुद्ध हो जाएंगे (</w:t>
-      </w:r>
-      <w:r>
-        <w:rPr>
-          <w:lang w:val="hi_IN" w:bidi="hi_IN"/>
-        </w:rPr>
-        <w:t>जक 13:1–6</w:t>
-      </w:r>
-      <w:r>
-        <w:rPr>
-          <w:lang w:val="hi_IN" w:bidi="hi_IN"/>
-        </w:rPr>
-        <w:t>) । नया यरूशलेम अपनी जगह पर ऊंचा रहेगा और उसके चारों ओर की भूमि समतल हो जाएगी (</w:t>
-      </w:r>
-      <w:r>
-        <w:rPr>
-          <w:lang w:val="hi_IN" w:bidi="hi_IN"/>
-        </w:rPr>
-        <w:t>14:10–11</w:t>
-      </w:r>
-      <w:r>
-        <w:rPr>
-          <w:lang w:val="hi_IN" w:bidi="hi_IN"/>
-        </w:rPr>
-        <w:t>) । नए यरूशलेम में न तो रात होगी और न ही अत्यधिक तापमान। यरूशलेम से जीवन जल बहेंगे, और परमेश्वर पूरी पृथ्वी के राजा बन जाएंगे। जो लोग यरूशलेम के खिलाफ लड़ते हैं वे नष्ट हो जाएंगे, लेकिन जो बच जाएंगे वे हर साल झोपड़ियों का पर्व मनाकर परमेश्वर की उपासना करेंगे।</w:t>
-      </w:r>
-    </w:p>
-    <w:p>
-      <w:pPr/>
-      <w:r>
-        <w:rPr>
-          <w:lang w:val="hi_IN" w:bidi="hi_IN"/>
-        </w:rPr>
-      </w:r>
-      <w:r>
-        <w:rPr>
-          <w:lang w:val="hi_IN" w:bidi="hi_IN"/>
-        </w:rPr>
-        <w:t>जकर्याह की पुस्तक का अंतिम दर्शन अंतिम युद्ध के बाद की दुनिया की तस्वीर है, एक नई दुनिया जो पाप से शुद्ध है। यह शांति और सुरक्षा का समय होगा। जब परमेश्वर शासन करने आएंगे, तो सब कुछ पवित्र हो जाएगा। युद्ध के घोड़े याजक की पगड़ी जितने पवित्र हो जाएंगे, और साधारण खाना पकाने के बर्तन मन्दिर के बर्तनों जैसे हो जाएंगे। कनानी या व्यापारी समाप्त हो जाएगा। यहूदी और गैर-यहूदी के बीच कोई अंतर नहीं होगा, जब तक कि कोई सेनाओं के परमेश्वर की राजा के रूप में उपासना करता है।</w:t>
-      </w:r>
-    </w:p>
-    <w:p>
-      <w:pPr/>
-      <w:r>
-        <w:rPr>
-          <w:lang w:val="hi_IN" w:bidi="hi_IN"/>
-        </w:rPr>
-      </w:r>
-      <w:r>
-        <w:rPr>
-          <w:i/>
-          <w:lang w:val="hi_IN" w:bidi="hi_IN"/>
-        </w:rPr>
-        <w:t>यह भी देखें</w:t>
-      </w:r>
-      <w:r>
-        <w:rPr>
-          <w:lang w:val="hi_IN" w:bidi="hi_IN"/>
-        </w:rPr>
-        <w:t xml:space="preserve"> </w:t>
-      </w:r>
-      <w:r>
-        <w:rPr>
-          <w:lang w:val="hi_IN" w:bidi="hi_IN"/>
-        </w:rPr>
-        <w:t>का इतिहास,</w:t>
-      </w:r>
-      <w:r>
-        <w:rPr>
-          <w:lang w:val="hi_IN" w:bidi="hi_IN"/>
-        </w:rPr>
-        <w:t xml:space="preserve"> </w:t>
-      </w:r>
-      <w:r>
-        <w:rPr>
-          <w:lang w:val="hi_IN" w:bidi="hi_IN"/>
-        </w:rPr>
-        <w:t>इस्राएल</w:t>
-      </w:r>
-      <w:r>
-        <w:rPr>
-          <w:lang w:val="hi_IN" w:bidi="hi_IN"/>
-        </w:rPr>
-        <w:t xml:space="preserve">; </w:t>
-      </w:r>
-      <w:r>
-        <w:rPr>
-          <w:lang w:val="hi_IN" w:bidi="hi_IN"/>
-        </w:rPr>
-        <w:t>निर्वासनोत्तर अवधि</w:t>
-      </w:r>
-      <w:r>
-        <w:rPr>
-          <w:lang w:val="hi_IN" w:bidi="hi_IN"/>
-        </w:rPr>
-        <w:t xml:space="preserve">; </w:t>
-      </w:r>
-      <w:r>
-        <w:rPr>
-          <w:lang w:val="hi_IN" w:bidi="hi_IN"/>
-        </w:rPr>
-        <w:t>भविष्यद्वानी</w:t>
-      </w:r>
-      <w:r>
-        <w:rPr>
-          <w:lang w:val="hi_IN" w:bidi="hi_IN"/>
-        </w:rPr>
-        <w:t xml:space="preserve">; </w:t>
-      </w:r>
-      <w:r>
-        <w:rPr>
-          <w:lang w:val="hi_IN" w:bidi="hi_IN"/>
-        </w:rPr>
-        <w:t>भविष्यद्वक्ता, भविष्यद्वाक्तिनी</w:t>
-      </w:r>
-      <w:r>
-        <w:rPr>
-          <w:lang w:val="hi_IN" w:bidi="hi_IN"/>
-        </w:rPr>
-        <w:t xml:space="preserve">; </w:t>
-      </w:r>
-      <w:r>
-        <w:rPr>
-          <w:lang w:val="hi_IN" w:bidi="hi_IN"/>
-        </w:rPr>
-        <w:t>जकर्याह (व्यक्ति) #20</w:t>
-      </w:r>
-      <w:r>
-        <w:rPr>
-          <w:lang w:val="hi_IN" w:bidi="hi_IN"/>
-        </w:rPr>
-        <w:t xml:space="preserve">. </w:t>
       </w:r>
       <w:r>
         <w:rPr>
